--- a/data/exports/kcet-indefinite-integration_revision_notes.docx
+++ b/data/exports/kcet-indefinite-integration_revision_notes.docx
@@ -164,10 +164,10 @@
             <w:r>
               <w:rPr>
                 <w:b/>
-                <w:color w:val="C53030"/>
+                <w:color w:val="2B6CB0"/>
                 <w:sz w:val="19"/>
               </w:rPr>
-              <w:t>Very High</w:t>
+              <w:t>High</w:t>
             </w:r>
           </w:p>
         </w:tc>
@@ -189,7 +189,7 @@
                 <w:color w:val="2D3748"/>
                 <w:sz w:val="19"/>
               </w:rPr>
-              <w:t>Kcet Indefinite Integration - Core Application</w:t>
+              <w:t>Standard Integrals, Substitution &amp; By Parts</w:t>
             </w:r>
           </w:p>
         </w:tc>
@@ -209,7 +209,7 @@
               <w:rPr>
                 <w:sz w:val="19"/>
               </w:rPr>
-              <w:t>28 PYQs</w:t>
+              <w:t>14 PYQs</w:t>
             </w:r>
           </w:p>
         </w:tc>
@@ -230,7 +230,94 @@
                 <w:color w:val="718096"/>
                 <w:sz w:val="19"/>
               </w:rPr>
-              <w:t>General Concept</w:t>
+              <w:t>Integration Techniques</w:t>
+            </w:r>
+          </w:p>
+        </w:tc>
+      </w:tr>
+      <w:tr>
+        <w:tc>
+          <w:tcPr>
+            <w:tcW w:type="dxa" w:w="2160"/>
+            <w:shd w:fill="FFFFFF"/>
+            <w:tcMar>
+              <w:top w:w="80" w:type="dxa"/>
+              <w:bottom w:w="80" w:type="dxa"/>
+              <w:left w:w="150" w:type="dxa"/>
+              <w:right w:w="150" w:type="dxa"/>
+            </w:tcMar>
+          </w:tcPr>
+          <w:p>
+            <w:r>
+              <w:rPr>
+                <w:b/>
+                <w:color w:val="2B6CB0"/>
+                <w:sz w:val="19"/>
+              </w:rPr>
+              <w:t>High</w:t>
+            </w:r>
+          </w:p>
+        </w:tc>
+        <w:tc>
+          <w:tcPr>
+            <w:tcW w:type="dxa" w:w="4320"/>
+            <w:shd w:fill="FFFFFF"/>
+            <w:tcMar>
+              <w:top w:w="80" w:type="dxa"/>
+              <w:bottom w:w="80" w:type="dxa"/>
+              <w:left w:w="150" w:type="dxa"/>
+              <w:right w:w="150" w:type="dxa"/>
+            </w:tcMar>
+          </w:tcPr>
+          <w:p>
+            <w:r>
+              <w:rPr>
+                <w:b/>
+                <w:color w:val="2D3748"/>
+                <w:sz w:val="19"/>
+              </w:rPr>
+              <w:t>Partial Fractions &amp; Special Algebraic Integrals</w:t>
+            </w:r>
+          </w:p>
+        </w:tc>
+        <w:tc>
+          <w:tcPr>
+            <w:tcW w:type="dxa" w:w="1728"/>
+            <w:shd w:fill="FFFFFF"/>
+            <w:tcMar>
+              <w:top w:w="80" w:type="dxa"/>
+              <w:bottom w:w="80" w:type="dxa"/>
+              <w:left w:w="150" w:type="dxa"/>
+              <w:right w:w="150" w:type="dxa"/>
+            </w:tcMar>
+          </w:tcPr>
+          <w:p>
+            <w:r>
+              <w:rPr>
+                <w:sz w:val="19"/>
+              </w:rPr>
+              <w:t>14 PYQs</w:t>
+            </w:r>
+          </w:p>
+        </w:tc>
+        <w:tc>
+          <w:tcPr>
+            <w:tcW w:type="dxa" w:w="1872"/>
+            <w:shd w:fill="FFFFFF"/>
+            <w:tcMar>
+              <w:top w:w="80" w:type="dxa"/>
+              <w:bottom w:w="80" w:type="dxa"/>
+              <w:left w:w="150" w:type="dxa"/>
+              <w:right w:w="150" w:type="dxa"/>
+            </w:tcMar>
+          </w:tcPr>
+          <w:p>
+            <w:r>
+              <w:rPr>
+                <w:color w:val="718096"/>
+                <w:sz w:val="19"/>
+              </w:rPr>
+              <w:t>Algebraic Integrals</w:t>
             </w:r>
           </w:p>
         </w:tc>
@@ -311,6 +398,98 @@
           </w:p>
         </w:tc>
       </w:tr>
+      <w:tr>
+        <w:tc>
+          <w:tcPr>
+            <w:tcW w:type="dxa" w:w="3600"/>
+            <w:shd w:fill="F7FAFC"/>
+            <w:tcMar>
+              <w:top w:w="100" w:type="dxa"/>
+              <w:bottom w:w="100" w:type="dxa"/>
+              <w:left w:w="150" w:type="dxa"/>
+              <w:right w:w="150" w:type="dxa"/>
+            </w:tcMar>
+          </w:tcPr>
+          <w:p>
+            <w:r>
+              <w:rPr>
+                <w:b/>
+                <w:color w:val="1A365D"/>
+                <w:sz w:val="19"/>
+              </w:rPr>
+              <w:t>Standard Integrals, Substitution &amp; By Parts</w:t>
+            </w:r>
+          </w:p>
+        </w:tc>
+        <w:tc>
+          <w:tcPr>
+            <w:tcW w:type="dxa" w:w="6480"/>
+            <w:shd w:fill="F7FAFC"/>
+            <w:tcMar>
+              <w:top w:w="100" w:type="dxa"/>
+              <w:bottom w:w="100" w:type="dxa"/>
+              <w:left w:w="150" w:type="dxa"/>
+              <w:right w:w="150" w:type="dxa"/>
+            </w:tcMar>
+          </w:tcPr>
+          <w:p>
+            <w:r>
+              <w:rPr>
+                <w:rFonts w:ascii="Cambria Math" w:hAnsi="Cambria Math"/>
+                <w:color w:val="2D3748"/>
+                <w:sz w:val="19"/>
+              </w:rPr>
+              <w:t>\int e^x [f(x) + f'(x)]\,dx = e^x f(x) + C, \quad \int \frac{dx}{x^2 - a^2} = \frac{1}{2a}\ln\left|\frac{x - a}{x + a}\right| + C, \quad \int \frac{dx}{\sqrt{a^2 - x^2}} = \sin^{-1}\left(\frac{x}{a}\right) + C</w:t>
+            </w:r>
+          </w:p>
+        </w:tc>
+      </w:tr>
+      <w:tr>
+        <w:tc>
+          <w:tcPr>
+            <w:tcW w:type="dxa" w:w="3600"/>
+            <w:shd w:fill="FFFFFF"/>
+            <w:tcMar>
+              <w:top w:w="100" w:type="dxa"/>
+              <w:bottom w:w="100" w:type="dxa"/>
+              <w:left w:w="150" w:type="dxa"/>
+              <w:right w:w="150" w:type="dxa"/>
+            </w:tcMar>
+          </w:tcPr>
+          <w:p>
+            <w:r>
+              <w:rPr>
+                <w:b/>
+                <w:color w:val="1A365D"/>
+                <w:sz w:val="19"/>
+              </w:rPr>
+              <w:t>Partial Fractions &amp; Special Algebraic Integrals</w:t>
+            </w:r>
+          </w:p>
+        </w:tc>
+        <w:tc>
+          <w:tcPr>
+            <w:tcW w:type="dxa" w:w="6480"/>
+            <w:shd w:fill="FFFFFF"/>
+            <w:tcMar>
+              <w:top w:w="100" w:type="dxa"/>
+              <w:bottom w:w="100" w:type="dxa"/>
+              <w:left w:w="150" w:type="dxa"/>
+              <w:right w:w="150" w:type="dxa"/>
+            </w:tcMar>
+          </w:tcPr>
+          <w:p>
+            <w:r>
+              <w:rPr>
+                <w:rFonts w:ascii="Cambria Math" w:hAnsi="Cambria Math"/>
+                <w:color w:val="2D3748"/>
+                <w:sz w:val="19"/>
+              </w:rPr>
+              <w:t>\int \frac{dx}{x^2 + a^2} = \frac{1}{a}\tan^{-1}\left(\frac{x}{a}\right) + C, \quad \int \frac{dx}{\sqrt{x^2 \pm a^2}} = \ln|x + \sqrt{x^2 \pm a^2}| + C</w:t>
+            </w:r>
+          </w:p>
+        </w:tc>
+      </w:tr>
     </w:tbl>
     <w:p>
       <w:pPr>
@@ -338,7 +517,7 @@
           <w:color w:val="2B6CB0"/>
           <w:sz w:val="24"/>
         </w:rPr>
-        <w:t>3.1 Kcet Indefinite Integration - Core Application (Very High Yield — 28 PYQs)</w:t>
+        <w:t>3.1 Standard Integrals, Substitution &amp; By Parts (High Yield — 14 PYQs)</w:t>
       </w:r>
     </w:p>
     <w:p>
@@ -353,7 +532,7 @@
         <w:rPr>
           <w:sz w:val="20"/>
         </w:rPr>
-        <w:t>Key problem pattern in Kcet Indefinite Integration.</w:t>
+        <w:t>Fundamental integrals, substitution methods, ILATE integration by parts, and linear/quadratic partial fractions.</w:t>
       </w:r>
     </w:p>
     <w:tbl>
@@ -391,7 +570,7 @@
                 <w:color w:val="2D3748"/>
                 <w:sz w:val="19"/>
               </w:rPr>
-              <w:t>Watch for algebraic and sign errors.</w:t>
+              <w:t>In integration by parts, follow the ILATE priority strictly for choosing the first function u (Inverse, Logarithmic, Algebraic, Trigonometric, Exponential).</w:t>
             </w:r>
           </w:p>
         </w:tc>
@@ -432,7 +611,215 @@
                 <w:color w:val="2D3748"/>
                 <w:sz w:val="19"/>
               </w:rPr>
-              <w:t>Verify dimensions and boundary conditions.</w:t>
+              <w:t>The pattern ∫ e^x [f(x) + f'(x)]\,dx = e^x f(x) + C appears with high frequency in both JEE Main and KCET.</w:t>
+            </w:r>
+          </w:p>
+        </w:tc>
+      </w:tr>
+    </w:tbl>
+    <w:p>
+      <w:pPr>
+        <w:spacing w:before="120" w:after="40"/>
+      </w:pPr>
+      <w:r>
+        <w:rPr>
+          <w:b/>
+          <w:color w:val="1A365D"/>
+          <w:sz w:val="19"/>
+        </w:rPr>
+        <w:t>Source PYQs testing this concept:</w:t>
+      </w:r>
+    </w:p>
+    <w:p>
+      <w:pPr>
+        <w:pStyle w:val="ListBullet"/>
+        <w:spacing w:after="40"/>
+      </w:pPr>
+      <w:r>
+        <w:rPr>
+          <w:b/>
+          <w:sz w:val="18"/>
+        </w:rPr>
+        <w:t xml:space="preserve">[2026 Shift] Q#2 (MCQ): </w:t>
+      </w:r>
+      <w:r>
+        <w:rPr>
+          <w:sz w:val="18"/>
+        </w:rPr>
+        <w:t xml:space="preserve">"If ' n ' is a natural number, then ∫ \fracsin^nxcos^n+2xdx=..."  </w:t>
+      </w:r>
+      <w:r>
+        <w:rPr>
+          <w:b/>
+          <w:color w:val="2B6CB0"/>
+          <w:sz w:val="18"/>
+        </w:rPr>
+        <w:t>[Ans: D]</w:t>
+      </w:r>
+    </w:p>
+    <w:p>
+      <w:pPr>
+        <w:pStyle w:val="ListBullet"/>
+        <w:spacing w:after="40"/>
+      </w:pPr>
+      <w:r>
+        <w:rPr>
+          <w:b/>
+          <w:sz w:val="18"/>
+        </w:rPr>
+        <w:t xml:space="preserve">[2025 Shift] Q#4 (MCQ): </w:t>
+      </w:r>
+      <w:r>
+        <w:rPr>
+          <w:sz w:val="18"/>
+        </w:rPr>
+        <w:t xml:space="preserve">"∫ \fracdxx^2(x^4+1)^3/4 equals..."  </w:t>
+      </w:r>
+      <w:r>
+        <w:rPr>
+          <w:b/>
+          <w:color w:val="2B6CB0"/>
+          <w:sz w:val="18"/>
+        </w:rPr>
+        <w:t>[Ans: N/A]</w:t>
+      </w:r>
+    </w:p>
+    <w:p>
+      <w:pPr>
+        <w:pStyle w:val="ListBullet"/>
+        <w:spacing w:after="40"/>
+      </w:pPr>
+      <w:r>
+        <w:rPr>
+          <w:b/>
+          <w:sz w:val="18"/>
+        </w:rPr>
+        <w:t xml:space="preserve">[2024 Shift] Q#2 (MCQ): </w:t>
+      </w:r>
+      <w:r>
+        <w:rPr>
+          <w:sz w:val="18"/>
+        </w:rPr>
+        <w:t xml:space="preserve">"∫ \frac1x[6(logx)^2+7logx+2]dxis..."  </w:t>
+      </w:r>
+      <w:r>
+        <w:rPr>
+          <w:b/>
+          <w:color w:val="2B6CB0"/>
+          <w:sz w:val="18"/>
+        </w:rPr>
+        <w:t>[Ans: N/A]</w:t>
+      </w:r>
+    </w:p>
+    <w:p>
+      <w:pPr>
+        <w:spacing w:after="120"/>
+      </w:pPr>
+    </w:p>
+    <w:p>
+      <w:pPr>
+        <w:pStyle w:val="Heading2"/>
+      </w:pPr>
+      <w:r>
+        <w:rPr>
+          <w:color w:val="2B6CB0"/>
+          <w:sz w:val="24"/>
+        </w:rPr>
+        <w:t>3.2 Partial Fractions &amp; Special Algebraic Integrals (High Yield — 14 PYQs)</w:t>
+      </w:r>
+    </w:p>
+    <w:p>
+      <w:r>
+        <w:rPr>
+          <w:b/>
+          <w:sz w:val="20"/>
+        </w:rPr>
+        <w:t xml:space="preserve">Core Principle: </w:t>
+      </w:r>
+      <w:r>
+        <w:rPr>
+          <w:sz w:val="20"/>
+        </w:rPr>
+        <w:t>Integration using partial fraction decompositions, linear over quadratic forms, and standard quadratic root substitutions.</w:t>
+      </w:r>
+    </w:p>
+    <w:tbl>
+      <w:tblPr>
+        <w:tblW w:type="auto" w:w="0"/>
+        <w:jc w:val="center"/>
+        <w:tblLook w:firstColumn="1" w:firstRow="1" w:lastColumn="0" w:lastRow="0" w:noHBand="0" w:noVBand="1" w:val="04A0"/>
+      </w:tblPr>
+      <w:tblGrid>
+        <w:gridCol w:w="10080"/>
+      </w:tblGrid>
+      <w:tr>
+        <w:tc>
+          <w:tcPr>
+            <w:tcW w:type="dxa" w:w="10080"/>
+            <w:shd w:fill="FFF5F5"/>
+            <w:tcMar>
+              <w:top w:w="100" w:type="dxa"/>
+              <w:bottom w:w="100" w:type="dxa"/>
+              <w:left w:w="150" w:type="dxa"/>
+              <w:right w:w="150" w:type="dxa"/>
+            </w:tcMar>
+          </w:tcPr>
+          <w:p>
+            <w:r>
+              <w:rPr>
+                <w:b/>
+                <w:color w:val="C53030"/>
+                <w:sz w:val="19"/>
+              </w:rPr>
+              <w:t xml:space="preserve">⚠️ Common Trap / JEE Pitfall: </w:t>
+            </w:r>
+            <w:r>
+              <w:rPr>
+                <w:color w:val="2D3748"/>
+                <w:sz w:val="19"/>
+              </w:rPr>
+              <w:t>Check if degree of numerator ≥ degree of denominator; if so, polynomial long division MUST be performed first.</w:t>
+            </w:r>
+          </w:p>
+        </w:tc>
+      </w:tr>
+    </w:tbl>
+    <w:tbl>
+      <w:tblPr>
+        <w:tblW w:type="auto" w:w="0"/>
+        <w:jc w:val="center"/>
+        <w:tblLook w:firstColumn="1" w:firstRow="1" w:lastColumn="0" w:lastRow="0" w:noHBand="0" w:noVBand="1" w:val="04A0"/>
+      </w:tblPr>
+      <w:tblGrid>
+        <w:gridCol w:w="10080"/>
+      </w:tblGrid>
+      <w:tr>
+        <w:tc>
+          <w:tcPr>
+            <w:tcW w:type="dxa" w:w="10080"/>
+            <w:shd w:fill="F0FFF4"/>
+            <w:tcMar>
+              <w:top w:w="100" w:type="dxa"/>
+              <w:bottom w:w="100" w:type="dxa"/>
+              <w:left w:w="150" w:type="dxa"/>
+              <w:right w:w="150" w:type="dxa"/>
+            </w:tcMar>
+          </w:tcPr>
+          <w:p>
+            <w:r>
+              <w:rPr>
+                <w:b/>
+                <w:color w:val="276749"/>
+                <w:sz w:val="19"/>
+              </w:rPr>
+              <w:t xml:space="preserve">💡 Speed Hack / Trick: </w:t>
+            </w:r>
+            <w:r>
+              <w:rPr>
+                <w:color w:val="2D3748"/>
+                <w:sz w:val="19"/>
+              </w:rPr>
+              <w:t>For integrals of type ∫ (dx / a + bcos^2 x), divide numerator and denominator by cos^2 x and substitute tan x = t.</w:t>
             </w:r>
           </w:p>
         </w:tc>
@@ -488,13 +875,13 @@
           <w:b/>
           <w:sz w:val="18"/>
         </w:rPr>
-        <w:t xml:space="preserve">[2026 Shift] Q#2 (MCQ): </w:t>
+        <w:t xml:space="preserve">[2025 Shift] Q#3 (MCQ): </w:t>
       </w:r>
       <w:r>
         <w:rPr>
           <w:sz w:val="18"/>
         </w:rPr>
-        <w:t xml:space="preserve">"If ' n ' is a natural number, then ∫ \fracsin^nxcos^n+2xdx=..."  </w:t>
+        <w:t xml:space="preserve">"The value of ∫ (dx / (x+1)(x+2)) is..."  </w:t>
       </w:r>
       <w:r>
         <w:rPr>
@@ -502,7 +889,7 @@
           <w:color w:val="2B6CB0"/>
           <w:sz w:val="18"/>
         </w:rPr>
-        <w:t>[Ans: D]</w:t>
+        <w:t>[Ans: N/A]</w:t>
       </w:r>
     </w:p>
     <w:p>
@@ -515,13 +902,13 @@
           <w:b/>
           <w:sz w:val="18"/>
         </w:rPr>
-        <w:t xml:space="preserve">[2025 Shift] Q#3 (MCQ): </w:t>
+        <w:t xml:space="preserve">[2024 Shift] Q#1 (MCQ): </w:t>
       </w:r>
       <w:r>
         <w:rPr>
           <w:sz w:val="18"/>
         </w:rPr>
-        <w:t xml:space="preserve">"The value of ∫ (dx / (x+1)(x+2)) is..."  </w:t>
+        <w:t xml:space="preserve">"∫ \fracsinx3+4cos^2xdx..."  </w:t>
       </w:r>
       <w:r>
         <w:rPr>
@@ -662,6 +1049,129 @@
               <w:t>Solution Analysis:</w:t>
               <w:br/>
               <w:t>Since 2^x can be written as 2^x=e^xlog2 the integrand becomes e^-xlog2 · 2^x=e^-xlog2 · e^xlog2 Using e^a · e^b=e^a+b , e^-xlog2+xlog2=e^0=1 So the integral is ∫ 1dx=x+C So the correct option is x+C Option B.</w:t>
+            </w:r>
+          </w:p>
+        </w:tc>
+      </w:tr>
+    </w:tbl>
+    <w:p>
+      <w:pPr>
+        <w:spacing w:after="120"/>
+      </w:pPr>
+    </w:p>
+    <w:p>
+      <w:pPr>
+        <w:spacing w:before="160" w:after="40"/>
+      </w:pPr>
+      <w:r>
+        <w:rPr>
+          <w:b/>
+          <w:color w:val="1A365D"/>
+          <w:sz w:val="22"/>
+        </w:rPr>
+        <w:t>Benchmark Problem 2: KCET 2026 (Q#2)</w:t>
+      </w:r>
+    </w:p>
+    <w:p>
+      <w:pPr>
+        <w:spacing w:after="80"/>
+      </w:pPr>
+      <w:r>
+        <w:rPr>
+          <w:sz w:val="20"/>
+        </w:rPr>
+        <w:t>If ' n ' is a natural number, then ∫ \fracsin^nxcos^n+2xdx=</w:t>
+      </w:r>
+    </w:p>
+    <w:p>
+      <w:pPr>
+        <w:pStyle w:val="ListBullet"/>
+        <w:spacing w:after="20"/>
+      </w:pPr>
+      <w:r>
+        <w:rPr>
+          <w:sz w:val="19"/>
+        </w:rPr>
+        <w:t>(A) \fractan^n-1xn-1+C</w:t>
+      </w:r>
+    </w:p>
+    <w:p>
+      <w:pPr>
+        <w:pStyle w:val="ListBullet"/>
+        <w:spacing w:after="20"/>
+      </w:pPr>
+      <w:r>
+        <w:rPr>
+          <w:sz w:val="19"/>
+        </w:rPr>
+        <w:t>(B) \fractan^nxn+C</w:t>
+      </w:r>
+    </w:p>
+    <w:p>
+      <w:pPr>
+        <w:pStyle w:val="ListBullet"/>
+        <w:spacing w:after="20"/>
+      </w:pPr>
+      <w:r>
+        <w:rPr>
+          <w:sz w:val="19"/>
+        </w:rPr>
+        <w:t>(C) \fractan^n+2xn+2+C</w:t>
+      </w:r>
+    </w:p>
+    <w:p>
+      <w:pPr>
+        <w:pStyle w:val="ListBullet"/>
+        <w:spacing w:after="20"/>
+      </w:pPr>
+      <w:r>
+        <w:rPr>
+          <w:b/>
+          <w:color w:val="276749"/>
+          <w:sz w:val="19"/>
+        </w:rPr>
+        <w:t>(D) \fractan^n+1xn+1+C</w:t>
+      </w:r>
+    </w:p>
+    <w:tbl>
+      <w:tblPr>
+        <w:tblW w:type="auto" w:w="0"/>
+        <w:jc w:val="center"/>
+        <w:tblLook w:firstColumn="1" w:firstRow="1" w:lastColumn="0" w:lastRow="0" w:noHBand="0" w:noVBand="1" w:val="04A0"/>
+      </w:tblPr>
+      <w:tblGrid>
+        <w:gridCol w:w="10080"/>
+      </w:tblGrid>
+      <w:tr>
+        <w:tc>
+          <w:tcPr>
+            <w:tcW w:type="dxa" w:w="10080"/>
+            <w:shd w:fill="F7FAFC"/>
+            <w:tcMar>
+              <w:top w:w="100" w:type="dxa"/>
+              <w:bottom w:w="100" w:type="dxa"/>
+              <w:left w:w="150" w:type="dxa"/>
+              <w:right w:w="150" w:type="dxa"/>
+            </w:tcMar>
+          </w:tcPr>
+          <w:p>
+            <w:r>
+              <w:rPr>
+                <w:b/>
+                <w:color w:val="1A365D"/>
+                <w:sz w:val="19"/>
+              </w:rPr>
+              <w:t>Correct Answer: D</w:t>
+              <w:br/>
+            </w:r>
+            <w:r>
+              <w:rPr>
+                <w:color w:val="2D3748"/>
+                <w:sz w:val="18"/>
+              </w:rPr>
+              <w:t>Solution Analysis:</w:t>
+              <w:br/>
+              <w:t>Given, ∫ \fracsin^nxcos^n+2xdx We can rewrite the integrand by separating powers of cosx : \fracsin^nxcos^n+2x=\fracsin^nxcos^nx · \frac1cos^2x Now, (sinx / cosx)=tanx and \frac1cos^2x=sec^2x So, \fracsin^nxcos^n+2x=tan^nxsec^2x Hence, ∫ \fracsin^nxcos^n+2xdx=∫ tan^nxsec^2xdx Put t=tanx Then, dt=sec^2xdx So the integral becomes ∫ t^ndt=\fract^n+1n+1+C Putting back t=tanx , ∫ \fracsin^nxcos^n+2xdx=\fractan^n+1xn+1+C So the correct option is Option D\fractan^n+1xn+1+C</w:t>
             </w:r>
           </w:p>
         </w:tc>

--- a/data/exports/kcet-indefinite-integration_revision_notes.docx
+++ b/data/exports/kcet-indefinite-integration_revision_notes.docx
@@ -13,7 +13,7 @@
           <w:color w:val="1A365D"/>
           <w:sz w:val="44"/>
         </w:rPr>
-        <w:t>JEE MAIN REVISION MASTER: INDEFINITE INTEGRATION 2026 2 QUESTIONS 3.33% WEIGHTAGE</w:t>
+        <w:t>JEE MAIN REVISION MASTER: INDEFINITE INTEGRATION</w:t>
       </w:r>
     </w:p>
     <w:p>
@@ -164,10 +164,10 @@
             <w:r>
               <w:rPr>
                 <w:b/>
-                <w:color w:val="2B6CB0"/>
+                <w:color w:val="C53030"/>
                 <w:sz w:val="19"/>
               </w:rPr>
-              <w:t>High</w:t>
+              <w:t>Very High</w:t>
             </w:r>
           </w:p>
         </w:tc>
@@ -209,7 +209,7 @@
               <w:rPr>
                 <w:sz w:val="19"/>
               </w:rPr>
-              <w:t>14 PYQs</w:t>
+              <w:t>25 PYQs</w:t>
             </w:r>
           </w:p>
         </w:tc>
@@ -251,10 +251,10 @@
             <w:r>
               <w:rPr>
                 <w:b/>
-                <w:color w:val="2B6CB0"/>
+                <w:color w:val="718096"/>
                 <w:sz w:val="19"/>
               </w:rPr>
-              <w:t>High</w:t>
+              <w:t>Moderate</w:t>
             </w:r>
           </w:p>
         </w:tc>
@@ -296,7 +296,7 @@
               <w:rPr>
                 <w:sz w:val="19"/>
               </w:rPr>
-              <w:t>14 PYQs</w:t>
+              <w:t>3 PYQs</w:t>
             </w:r>
           </w:p>
         </w:tc>
@@ -517,7 +517,7 @@
           <w:color w:val="2B6CB0"/>
           <w:sz w:val="24"/>
         </w:rPr>
-        <w:t>3.1 Standard Integrals, Substitution &amp; By Parts (High Yield — 14 PYQs)</w:t>
+        <w:t>3.1 Standard Integrals, Substitution &amp; By Parts (Very High Yield — 25 PYQs)</w:t>
       </w:r>
     </w:p>
     <w:p>
@@ -667,13 +667,13 @@
           <w:b/>
           <w:sz w:val="18"/>
         </w:rPr>
-        <w:t xml:space="preserve">[2025 Shift] Q#4 (MCQ): </w:t>
+        <w:t xml:space="preserve">[2025 Shift] Q#3 (MCQ): </w:t>
       </w:r>
       <w:r>
         <w:rPr>
           <w:sz w:val="18"/>
         </w:rPr>
-        <w:t xml:space="preserve">"∫ \fracdxx^2(x^4+1)^3/4 equals..."  </w:t>
+        <w:t xml:space="preserve">"The value of ∫ (dx / (x+1)(x+2)) is..."  </w:t>
       </w:r>
       <w:r>
         <w:rPr>
@@ -694,13 +694,13 @@
           <w:b/>
           <w:sz w:val="18"/>
         </w:rPr>
-        <w:t xml:space="preserve">[2024 Shift] Q#2 (MCQ): </w:t>
+        <w:t xml:space="preserve">[2025 Shift] Q#4 (MCQ): </w:t>
       </w:r>
       <w:r>
         <w:rPr>
           <w:sz w:val="18"/>
         </w:rPr>
-        <w:t xml:space="preserve">"∫ \frac1x[6(logx)^2+7logx+2]dxis..."  </w:t>
+        <w:t xml:space="preserve">"∫ \fracdxx^2(x^4+1)^3/4 equals..."  </w:t>
       </w:r>
       <w:r>
         <w:rPr>
@@ -725,7 +725,7 @@
           <w:color w:val="2B6CB0"/>
           <w:sz w:val="24"/>
         </w:rPr>
-        <w:t>3.2 Partial Fractions &amp; Special Algebraic Integrals (High Yield — 14 PYQs)</w:t>
+        <w:t>3.2 Partial Fractions &amp; Special Algebraic Integrals (Moderate Yield — 3 PYQs)</w:t>
       </w:r>
     </w:p>
     <w:p>
@@ -875,13 +875,13 @@
           <w:b/>
           <w:sz w:val="18"/>
         </w:rPr>
-        <w:t xml:space="preserve">[2025 Shift] Q#3 (MCQ): </w:t>
+        <w:t xml:space="preserve">[2021 Shift] Q#3 (MCQ): </w:t>
       </w:r>
       <w:r>
         <w:rPr>
           <w:sz w:val="18"/>
         </w:rPr>
-        <w:t xml:space="preserve">"The value of ∫ (dx / (x+1)(x+2)) is..."  </w:t>
+        <w:t xml:space="preserve">"The value of ∫ \fracxe^xdx(1+x)^2 is equal to..."  </w:t>
       </w:r>
       <w:r>
         <w:rPr>
@@ -902,13 +902,13 @@
           <w:b/>
           <w:sz w:val="18"/>
         </w:rPr>
-        <w:t xml:space="preserve">[2024 Shift] Q#1 (MCQ): </w:t>
+        <w:t xml:space="preserve">[2021 Shift] Q#4 (MCQ): </w:t>
       </w:r>
       <w:r>
         <w:rPr>
           <w:sz w:val="18"/>
         </w:rPr>
-        <w:t xml:space="preserve">"∫ \fracsinx3+4cos^2xdx..."  </w:t>
+        <w:t xml:space="preserve">"The value of ∫ e^x[(1+sinx / 1+cosx)]dx is equal to..."  </w:t>
       </w:r>
       <w:r>
         <w:rPr>

--- a/data/exports/kcet-indefinite-integration_revision_notes.docx
+++ b/data/exports/kcet-indefinite-integration_revision_notes.docx
@@ -189,7 +189,7 @@
                 <w:color w:val="2D3748"/>
                 <w:sz w:val="19"/>
               </w:rPr>
-              <w:t>Standard Integrals, Substitution &amp; By Parts</w:t>
+              <w:t>Integration by Substitution &amp; Standard Integrals</w:t>
             </w:r>
           </w:p>
         </w:tc>
@@ -209,7 +209,7 @@
               <w:rPr>
                 <w:sz w:val="19"/>
               </w:rPr>
-              <w:t>25 PYQs</w:t>
+              <w:t>28 PYQs</w:t>
             </w:r>
           </w:p>
         </w:tc>
@@ -230,7 +230,7 @@
                 <w:color w:val="718096"/>
                 <w:sz w:val="19"/>
               </w:rPr>
-              <w:t>Integration Techniques</w:t>
+              <w:t>Integration Methods</w:t>
             </w:r>
           </w:p>
         </w:tc>
@@ -254,7 +254,7 @@
                 <w:color w:val="718096"/>
                 <w:sz w:val="19"/>
               </w:rPr>
-              <w:t>Moderate</w:t>
+              <w:t>Standard</w:t>
             </w:r>
           </w:p>
         </w:tc>
@@ -276,7 +276,7 @@
                 <w:color w:val="2D3748"/>
                 <w:sz w:val="19"/>
               </w:rPr>
-              <w:t>Partial Fractions &amp; Special Algebraic Integrals</w:t>
+              <w:t>Integration by Parts &amp; Partial Fractions</w:t>
             </w:r>
           </w:p>
         </w:tc>
@@ -296,7 +296,7 @@
               <w:rPr>
                 <w:sz w:val="19"/>
               </w:rPr>
-              <w:t>3 PYQs</w:t>
+              <w:t>0 PYQs</w:t>
             </w:r>
           </w:p>
         </w:tc>
@@ -317,7 +317,7 @@
                 <w:color w:val="718096"/>
                 <w:sz w:val="19"/>
               </w:rPr>
-              <w:t>Algebraic Integrals</w:t>
+              <w:t>Advanced Integration</w:t>
             </w:r>
           </w:p>
         </w:tc>
@@ -417,7 +417,7 @@
                 <w:color w:val="1A365D"/>
                 <w:sz w:val="19"/>
               </w:rPr>
-              <w:t>Standard Integrals, Substitution &amp; By Parts</w:t>
+              <w:t>Integration by Substitution &amp; Standard Integrals</w:t>
             </w:r>
           </w:p>
         </w:tc>
@@ -439,7 +439,7 @@
                 <w:color w:val="2D3748"/>
                 <w:sz w:val="19"/>
               </w:rPr>
-              <w:t>\int e^x [f(x) + f'(x)]\,dx = e^x f(x) + C, \quad \int \frac{dx}{x^2 - a^2} = \frac{1}{2a}\ln\left|\frac{x - a}{x + a}\right| + C, \quad \int \frac{dx}{\sqrt{a^2 - x^2}} = \sin^{-1}\left(\frac{x}{a}\right) + C</w:t>
+              <w:t>\int \frac{f'(x)}{f(x)}dx = \ln|f(x)| + C, \quad \int \frac{dx}{x^2+a^2} = \frac{1}{a}\tan^{-1}\frac{x}{a} + C</w:t>
             </w:r>
           </w:p>
         </w:tc>
@@ -463,7 +463,7 @@
                 <w:color w:val="1A365D"/>
                 <w:sz w:val="19"/>
               </w:rPr>
-              <w:t>Partial Fractions &amp; Special Algebraic Integrals</w:t>
+              <w:t>Integration by Parts &amp; Partial Fractions</w:t>
             </w:r>
           </w:p>
         </w:tc>
@@ -485,7 +485,7 @@
                 <w:color w:val="2D3748"/>
                 <w:sz w:val="19"/>
               </w:rPr>
-              <w:t>\int \frac{dx}{x^2 + a^2} = \frac{1}{a}\tan^{-1}\left(\frac{x}{a}\right) + C, \quad \int \frac{dx}{\sqrt{x^2 \pm a^2}} = \ln|x + \sqrt{x^2 \pm a^2}| + C</w:t>
+              <w:t>\int u v dx = u \int v dx - \int \left(\frac{du}{dx} \int v dx\right) dx, \quad \int e^x[f(x) + f'(x)]dx = e^x f(x) + C</w:t>
             </w:r>
           </w:p>
         </w:tc>
@@ -517,7 +517,7 @@
           <w:color w:val="2B6CB0"/>
           <w:sz w:val="24"/>
         </w:rPr>
-        <w:t>3.1 Standard Integrals, Substitution &amp; By Parts (Very High Yield — 25 PYQs)</w:t>
+        <w:t>3.1 Integration by Substitution &amp; Standard Integrals (Very High Yield — 28 PYQs)</w:t>
       </w:r>
     </w:p>
     <w:p>
@@ -532,7 +532,7 @@
         <w:rPr>
           <w:sz w:val="20"/>
         </w:rPr>
-        <w:t>Fundamental integrals, substitution methods, ILATE integration by parts, and linear/quadratic partial fractions.</w:t>
+        <w:t>Method of substitution: ∫ f(g(x))g'(x)dx = ∫ f(u)du. Standard algebraic and trigonometric forms: ∫ (dx / x^2+a^2) = (1 / a)tan^-1(x / a), ∫ \fracdx√(a^2-x^2) = sin^-1(x / a), ∫ (f'(x) / f(x))dx = ln|f(x)|.</w:t>
       </w:r>
     </w:p>
     <w:tbl>
@@ -570,7 +570,7 @@
                 <w:color w:val="2D3748"/>
                 <w:sz w:val="19"/>
               </w:rPr>
-              <w:t>In integration by parts, follow the ILATE priority strictly for choosing the first function u (Inverse, Logarithmic, Algebraic, Trigonometric, Exponential).</w:t>
+              <w:t>Forgetting the factor 1/a in (1 / a)tan^-1(x / a), or adding 1/a to sin^-1(x / a).</w:t>
             </w:r>
           </w:p>
         </w:tc>
@@ -611,7 +611,7 @@
                 <w:color w:val="2D3748"/>
                 <w:sz w:val="19"/>
               </w:rPr>
-              <w:t>The pattern ∫ e^x [f(x) + f'(x)]\,dx = e^x f(x) + C appears with high frequency in both JEE Main and KCET.</w:t>
+              <w:t>For ∫ e^x [f(x) + f'(x)] dx, the answer is immediately e^x f(x) + C.</w:t>
             </w:r>
           </w:p>
         </w:tc>
@@ -628,6 +628,33 @@
           <w:sz w:val="19"/>
         </w:rPr>
         <w:t>Source PYQs testing this concept:</w:t>
+      </w:r>
+    </w:p>
+    <w:p>
+      <w:pPr>
+        <w:pStyle w:val="ListBullet"/>
+        <w:spacing w:after="40"/>
+      </w:pPr>
+      <w:r>
+        <w:rPr>
+          <w:b/>
+          <w:sz w:val="18"/>
+        </w:rPr>
+        <w:t xml:space="preserve">[2026 Shift] Q#1 (MCQ): </w:t>
+      </w:r>
+      <w:r>
+        <w:rPr>
+          <w:sz w:val="18"/>
+        </w:rPr>
+        <w:t xml:space="preserve">"∫ e^-xlog2 · 2^xdx=..."  </w:t>
+      </w:r>
+      <w:r>
+        <w:rPr>
+          <w:b/>
+          <w:color w:val="2B6CB0"/>
+          <w:sz w:val="18"/>
+        </w:rPr>
+        <w:t>[Ans: B]</w:t>
       </w:r>
     </w:p>
     <w:p>
@@ -686,33 +713,6 @@
     </w:p>
     <w:p>
       <w:pPr>
-        <w:pStyle w:val="ListBullet"/>
-        <w:spacing w:after="40"/>
-      </w:pPr>
-      <w:r>
-        <w:rPr>
-          <w:b/>
-          <w:sz w:val="18"/>
-        </w:rPr>
-        <w:t xml:space="preserve">[2025 Shift] Q#4 (MCQ): </w:t>
-      </w:r>
-      <w:r>
-        <w:rPr>
-          <w:sz w:val="18"/>
-        </w:rPr>
-        <w:t xml:space="preserve">"∫ \fracdxx^2(x^4+1)^3/4 equals..."  </w:t>
-      </w:r>
-      <w:r>
-        <w:rPr>
-          <w:b/>
-          <w:color w:val="2B6CB0"/>
-          <w:sz w:val="18"/>
-        </w:rPr>
-        <w:t>[Ans: N/A]</w:t>
-      </w:r>
-    </w:p>
-    <w:p>
-      <w:pPr>
         <w:spacing w:after="120"/>
       </w:pPr>
     </w:p>
@@ -725,7 +725,7 @@
           <w:color w:val="2B6CB0"/>
           <w:sz w:val="24"/>
         </w:rPr>
-        <w:t>3.2 Partial Fractions &amp; Special Algebraic Integrals (Moderate Yield — 3 PYQs)</w:t>
+        <w:t>3.2 Integration by Parts &amp; Partial Fractions (Standard Yield — 0 PYQs)</w:t>
       </w:r>
     </w:p>
     <w:p>
@@ -740,7 +740,7 @@
         <w:rPr>
           <w:sz w:val="20"/>
         </w:rPr>
-        <w:t>Integration using partial fraction decompositions, linear over quadratic forms, and standard quadratic root substitutions.</w:t>
+        <w:t>Integration by parts ∫ u v dx = u ∫ v dx - ∫ (u' ∫ v dx) dx guided by the ILATE priority rule. Resolution into partial fractions for proper rational functions.</w:t>
       </w:r>
     </w:p>
     <w:tbl>
@@ -778,7 +778,7 @@
                 <w:color w:val="2D3748"/>
                 <w:sz w:val="19"/>
               </w:rPr>
-              <w:t>Check if degree of numerator ≥ degree of denominator; if so, polynomial long division MUST be performed first.</w:t>
+              <w:t>Applying partial fractions to improper rational functions without dividing numerator by denominator first.</w:t>
             </w:r>
           </w:p>
         </w:tc>
@@ -819,7 +819,7 @@
                 <w:color w:val="2D3748"/>
                 <w:sz w:val="19"/>
               </w:rPr>
-              <w:t>For integrals of type ∫ (dx / a + bcos^2 x), divide numerator and denominator by cos^2 x and substitute tan x = t.</w:t>
+              <w:t>In KCET, differentiate the four given options if finding the integral takes more than 1 minute.</w:t>
             </w:r>
           </w:p>
         </w:tc>
@@ -875,13 +875,13 @@
           <w:b/>
           <w:sz w:val="18"/>
         </w:rPr>
-        <w:t xml:space="preserve">[2021 Shift] Q#3 (MCQ): </w:t>
+        <w:t xml:space="preserve">[2026 Shift] Q#2 (MCQ): </w:t>
       </w:r>
       <w:r>
         <w:rPr>
           <w:sz w:val="18"/>
         </w:rPr>
-        <w:t xml:space="preserve">"The value of ∫ \fracxe^xdx(1+x)^2 is equal to..."  </w:t>
+        <w:t xml:space="preserve">"If ' n ' is a natural number, then ∫ \fracsin^nxcos^n+2xdx=..."  </w:t>
       </w:r>
       <w:r>
         <w:rPr>
@@ -889,34 +889,7 @@
           <w:color w:val="2B6CB0"/>
           <w:sz w:val="18"/>
         </w:rPr>
-        <w:t>[Ans: N/A]</w:t>
-      </w:r>
-    </w:p>
-    <w:p>
-      <w:pPr>
-        <w:pStyle w:val="ListBullet"/>
-        <w:spacing w:after="40"/>
-      </w:pPr>
-      <w:r>
-        <w:rPr>
-          <w:b/>
-          <w:sz w:val="18"/>
-        </w:rPr>
-        <w:t xml:space="preserve">[2021 Shift] Q#4 (MCQ): </w:t>
-      </w:r>
-      <w:r>
-        <w:rPr>
-          <w:sz w:val="18"/>
-        </w:rPr>
-        <w:t xml:space="preserve">"The value of ∫ e^x[(1+sinx / 1+cosx)]dx is equal to..."  </w:t>
-      </w:r>
-      <w:r>
-        <w:rPr>
-          <w:b/>
-          <w:color w:val="2B6CB0"/>
-          <w:sz w:val="18"/>
-        </w:rPr>
-        <w:t>[Ans: N/A]</w:t>
+        <w:t>[Ans: D]</w:t>
       </w:r>
     </w:p>
     <w:p>
@@ -1049,129 +1022,6 @@
               <w:t>Solution Analysis:</w:t>
               <w:br/>
               <w:t>Since 2^x can be written as 2^x=e^xlog2 the integrand becomes e^-xlog2 · 2^x=e^-xlog2 · e^xlog2 Using e^a · e^b=e^a+b , e^-xlog2+xlog2=e^0=1 So the integral is ∫ 1dx=x+C So the correct option is x+C Option B.</w:t>
-            </w:r>
-          </w:p>
-        </w:tc>
-      </w:tr>
-    </w:tbl>
-    <w:p>
-      <w:pPr>
-        <w:spacing w:after="120"/>
-      </w:pPr>
-    </w:p>
-    <w:p>
-      <w:pPr>
-        <w:spacing w:before="160" w:after="40"/>
-      </w:pPr>
-      <w:r>
-        <w:rPr>
-          <w:b/>
-          <w:color w:val="1A365D"/>
-          <w:sz w:val="22"/>
-        </w:rPr>
-        <w:t>Benchmark Problem 2: KCET 2026 (Q#2)</w:t>
-      </w:r>
-    </w:p>
-    <w:p>
-      <w:pPr>
-        <w:spacing w:after="80"/>
-      </w:pPr>
-      <w:r>
-        <w:rPr>
-          <w:sz w:val="20"/>
-        </w:rPr>
-        <w:t>If ' n ' is a natural number, then ∫ \fracsin^nxcos^n+2xdx=</w:t>
-      </w:r>
-    </w:p>
-    <w:p>
-      <w:pPr>
-        <w:pStyle w:val="ListBullet"/>
-        <w:spacing w:after="20"/>
-      </w:pPr>
-      <w:r>
-        <w:rPr>
-          <w:sz w:val="19"/>
-        </w:rPr>
-        <w:t>(A) \fractan^n-1xn-1+C</w:t>
-      </w:r>
-    </w:p>
-    <w:p>
-      <w:pPr>
-        <w:pStyle w:val="ListBullet"/>
-        <w:spacing w:after="20"/>
-      </w:pPr>
-      <w:r>
-        <w:rPr>
-          <w:sz w:val="19"/>
-        </w:rPr>
-        <w:t>(B) \fractan^nxn+C</w:t>
-      </w:r>
-    </w:p>
-    <w:p>
-      <w:pPr>
-        <w:pStyle w:val="ListBullet"/>
-        <w:spacing w:after="20"/>
-      </w:pPr>
-      <w:r>
-        <w:rPr>
-          <w:sz w:val="19"/>
-        </w:rPr>
-        <w:t>(C) \fractan^n+2xn+2+C</w:t>
-      </w:r>
-    </w:p>
-    <w:p>
-      <w:pPr>
-        <w:pStyle w:val="ListBullet"/>
-        <w:spacing w:after="20"/>
-      </w:pPr>
-      <w:r>
-        <w:rPr>
-          <w:b/>
-          <w:color w:val="276749"/>
-          <w:sz w:val="19"/>
-        </w:rPr>
-        <w:t>(D) \fractan^n+1xn+1+C</w:t>
-      </w:r>
-    </w:p>
-    <w:tbl>
-      <w:tblPr>
-        <w:tblW w:type="auto" w:w="0"/>
-        <w:jc w:val="center"/>
-        <w:tblLook w:firstColumn="1" w:firstRow="1" w:lastColumn="0" w:lastRow="0" w:noHBand="0" w:noVBand="1" w:val="04A0"/>
-      </w:tblPr>
-      <w:tblGrid>
-        <w:gridCol w:w="10080"/>
-      </w:tblGrid>
-      <w:tr>
-        <w:tc>
-          <w:tcPr>
-            <w:tcW w:type="dxa" w:w="10080"/>
-            <w:shd w:fill="F7FAFC"/>
-            <w:tcMar>
-              <w:top w:w="100" w:type="dxa"/>
-              <w:bottom w:w="100" w:type="dxa"/>
-              <w:left w:w="150" w:type="dxa"/>
-              <w:right w:w="150" w:type="dxa"/>
-            </w:tcMar>
-          </w:tcPr>
-          <w:p>
-            <w:r>
-              <w:rPr>
-                <w:b/>
-                <w:color w:val="1A365D"/>
-                <w:sz w:val="19"/>
-              </w:rPr>
-              <w:t>Correct Answer: D</w:t>
-              <w:br/>
-            </w:r>
-            <w:r>
-              <w:rPr>
-                <w:color w:val="2D3748"/>
-                <w:sz w:val="18"/>
-              </w:rPr>
-              <w:t>Solution Analysis:</w:t>
-              <w:br/>
-              <w:t>Given, ∫ \fracsin^nxcos^n+2xdx We can rewrite the integrand by separating powers of cosx : \fracsin^nxcos^n+2x=\fracsin^nxcos^nx · \frac1cos^2x Now, (sinx / cosx)=tanx and \frac1cos^2x=sec^2x So, \fracsin^nxcos^n+2x=tan^nxsec^2x Hence, ∫ \fracsin^nxcos^n+2xdx=∫ tan^nxsec^2xdx Put t=tanx Then, dt=sec^2xdx So the integral becomes ∫ t^ndt=\fract^n+1n+1+C Putting back t=tanx , ∫ \fracsin^nxcos^n+2xdx=\fractan^n+1xn+1+C So the correct option is Option D\fractan^n+1xn+1+C</w:t>
             </w:r>
           </w:p>
         </w:tc>
